--- a/Du an PTN cao hoc Hoa hoc/De cuong du an PTN cao hoc Hoa hoc - danh dau de xuat sua.docx
+++ b/Du an PTN cao hoc Hoa hoc/De cuong du an PTN cao hoc Hoa hoc - danh dau de xuat sua.docx
@@ -11265,7 +11265,7 @@
 
 <file path=word/comments.xml><?xml version="1.0" encoding="utf-8"?>
 <w:comments xmlns:a="http://schemas.openxmlformats.org/drawingml/2006/main" xmlns:pic="http://schemas.openxmlformats.org/drawingml/2006/picture" xmlns:r="http://schemas.openxmlformats.org/officeDocument/2006/relationships" xmlns:w="http://schemas.openxmlformats.org/wordprocessingml/2006/main" xmlns:wp="http://schemas.openxmlformats.org/drawingml/2006/wordprocessingDrawing" xmlns:mc="http://schemas.openxmlformats.org/markup-compatibility/2006" xmlns:a14="http://schemas.microsoft.com/office/drawing/2010/main" xmlns:w14="http://schemas.microsoft.com/office/word/2010/wordml" xmlns:wpc="http://schemas.microsoft.com/office/word/2010/wordprocessingCanvas">
-  <w:comment w:id="0" w:author="Rà soát" w:initials="RS" w:date="2026-09-25T12:14:49Z">
+  <w:comment w:id="0" w:author="Rà soát" w:initials="RS" w:date="2026-09-25T12:35:52Z">
     <w:p>
       <w:pPr>
         <w:pStyle w:val="CommentText"/>
@@ -11294,7 +11294,7 @@
       </w:r>
     </w:p>
   </w:comment>
-  <w:comment w:id="1" w:author="Rà soát" w:initials="RS" w:date="2026-09-25T12:14:49Z">
+  <w:comment w:id="1" w:author="Rà soát" w:initials="RS" w:date="2026-09-25T12:35:52Z">
     <w:p>
       <w:pPr>
         <w:pStyle w:val="CommentText"/>
@@ -11310,7 +11310,7 @@
       </w:r>
     </w:p>
   </w:comment>
-  <w:comment w:id="2" w:author="Rà soát" w:initials="RS" w:date="2026-09-25T12:14:49Z">
+  <w:comment w:id="2" w:author="Rà soát" w:initials="RS" w:date="2026-09-25T12:35:52Z">
     <w:p>
       <w:pPr>
         <w:pStyle w:val="CommentText"/>
@@ -11326,7 +11326,7 @@
       </w:r>
     </w:p>
   </w:comment>
-  <w:comment w:id="3" w:author="Rà soát" w:initials="RS" w:date="2026-09-25T12:14:49Z">
+  <w:comment w:id="3" w:author="Rà soát" w:initials="RS" w:date="2026-09-25T12:35:52Z">
     <w:p>
       <w:pPr>
         <w:pStyle w:val="CommentText"/>
@@ -11342,7 +11342,7 @@
       </w:r>
     </w:p>
   </w:comment>
-  <w:comment w:id="4" w:author="Rà soát" w:initials="RS" w:date="2026-09-25T12:14:49Z">
+  <w:comment w:id="4" w:author="Rà soát" w:initials="RS" w:date="2026-09-25T12:35:52Z">
     <w:p>
       <w:pPr>
         <w:pStyle w:val="CommentText"/>
@@ -11358,7 +11358,7 @@
       </w:r>
     </w:p>
   </w:comment>
-  <w:comment w:id="5" w:author="Rà soát" w:initials="RS" w:date="2026-09-25T12:14:49Z">
+  <w:comment w:id="5" w:author="Rà soát" w:initials="RS" w:date="2026-09-25T12:35:52Z">
     <w:p>
       <w:pPr>
         <w:pStyle w:val="CommentText"/>
@@ -11374,7 +11374,7 @@
       </w:r>
     </w:p>
   </w:comment>
-  <w:comment w:id="6" w:author="Rà soát" w:initials="RS" w:date="2026-09-25T12:14:49Z">
+  <w:comment w:id="6" w:author="Rà soát" w:initials="RS" w:date="2026-09-25T12:35:52Z">
     <w:p>
       <w:pPr>
         <w:pStyle w:val="CommentText"/>
@@ -11390,7 +11390,7 @@
       </w:r>
     </w:p>
   </w:comment>
-  <w:comment w:id="7" w:author="Rà soát" w:initials="RS" w:date="2026-09-25T12:14:49Z">
+  <w:comment w:id="7" w:author="Rà soát" w:initials="RS" w:date="2026-09-25T12:35:52Z">
     <w:p>
       <w:pPr>
         <w:pStyle w:val="CommentText"/>
@@ -11406,7 +11406,7 @@
       </w:r>
     </w:p>
   </w:comment>
-  <w:comment w:id="8" w:author="Rà soát" w:initials="RS" w:date="2026-09-25T12:14:49Z">
+  <w:comment w:id="8" w:author="Rà soát" w:initials="RS" w:date="2026-09-25T12:35:52Z">
     <w:p>
       <w:pPr>
         <w:pStyle w:val="CommentText"/>
@@ -11422,7 +11422,7 @@
       </w:r>
     </w:p>
   </w:comment>
-  <w:comment w:id="9" w:author="Rà soát" w:initials="RS" w:date="2026-09-25T12:14:49Z">
+  <w:comment w:id="9" w:author="Rà soát" w:initials="RS" w:date="2026-09-25T12:35:52Z">
     <w:p>
       <w:pPr>
         <w:pStyle w:val="CommentText"/>
@@ -11438,7 +11438,7 @@
       </w:r>
     </w:p>
   </w:comment>
-  <w:comment w:id="10" w:author="Rà soát" w:initials="RS" w:date="2026-09-25T12:14:49Z">
+  <w:comment w:id="10" w:author="Rà soát" w:initials="RS" w:date="2026-09-25T12:35:52Z">
     <w:p>
       <w:pPr>
         <w:pStyle w:val="CommentText"/>
@@ -11454,7 +11454,7 @@
       </w:r>
     </w:p>
   </w:comment>
-  <w:comment w:id="11" w:author="Rà soát" w:initials="RS" w:date="2026-09-25T12:14:49Z">
+  <w:comment w:id="11" w:author="Rà soát" w:initials="RS" w:date="2026-09-25T12:35:52Z">
     <w:p>
       <w:pPr>
         <w:pStyle w:val="CommentText"/>
@@ -11470,7 +11470,7 @@
       </w:r>
     </w:p>
   </w:comment>
-  <w:comment w:id="12" w:author="Rà soát" w:initials="RS" w:date="2026-09-25T12:14:49Z">
+  <w:comment w:id="12" w:author="Rà soát" w:initials="RS" w:date="2026-09-25T12:35:52Z">
     <w:p>
       <w:pPr>
         <w:pStyle w:val="CommentText"/>
@@ -11486,7 +11486,7 @@
       </w:r>
     </w:p>
   </w:comment>
-  <w:comment w:id="13" w:author="Rà soát" w:initials="RS" w:date="2026-09-25T12:14:49Z">
+  <w:comment w:id="13" w:author="Rà soát" w:initials="RS" w:date="2026-09-25T12:35:52Z">
     <w:p>
       <w:pPr>
         <w:pStyle w:val="CommentText"/>
@@ -11502,7 +11502,7 @@
       </w:r>
     </w:p>
   </w:comment>
-  <w:comment w:id="14" w:author="Rà soát" w:initials="RS" w:date="2026-09-25T12:14:49Z">
+  <w:comment w:id="14" w:author="Rà soát" w:initials="RS" w:date="2026-09-25T12:35:52Z">
     <w:p>
       <w:pPr>
         <w:pStyle w:val="CommentText"/>
@@ -11518,7 +11518,7 @@
       </w:r>
     </w:p>
   </w:comment>
-  <w:comment w:id="15" w:author="Rà soát" w:initials="RS" w:date="2026-09-25T12:14:49Z">
+  <w:comment w:id="15" w:author="Rà soát" w:initials="RS" w:date="2026-09-25T12:35:52Z">
     <w:p>
       <w:pPr>
         <w:pStyle w:val="CommentText"/>
@@ -11534,7 +11534,7 @@
       </w:r>
     </w:p>
   </w:comment>
-  <w:comment w:id="16" w:author="Rà soát" w:initials="RS" w:date="2026-09-25T12:14:49Z">
+  <w:comment w:id="16" w:author="Rà soát" w:initials="RS" w:date="2026-09-25T12:35:52Z">
     <w:p>
       <w:pPr>
         <w:pStyle w:val="CommentText"/>
@@ -11550,7 +11550,7 @@
       </w:r>
     </w:p>
   </w:comment>
-  <w:comment w:id="17" w:author="Rà soát" w:initials="RS" w:date="2026-09-25T12:14:49Z">
+  <w:comment w:id="17" w:author="Rà soát" w:initials="RS" w:date="2026-09-25T12:35:52Z">
     <w:p>
       <w:pPr>
         <w:pStyle w:val="CommentText"/>
@@ -11566,7 +11566,7 @@
       </w:r>
     </w:p>
   </w:comment>
-  <w:comment w:id="18" w:author="Rà soát" w:initials="RS" w:date="2026-09-25T12:14:49Z">
+  <w:comment w:id="18" w:author="Rà soát" w:initials="RS" w:date="2026-09-25T12:35:52Z">
     <w:p>
       <w:pPr>
         <w:pStyle w:val="CommentText"/>
@@ -11582,7 +11582,7 @@
       </w:r>
     </w:p>
   </w:comment>
-  <w:comment w:id="19" w:author="Rà soát" w:initials="RS" w:date="2026-09-25T12:14:49Z">
+  <w:comment w:id="19" w:author="Rà soát" w:initials="RS" w:date="2026-09-25T12:35:52Z">
     <w:p>
       <w:pPr>
         <w:pStyle w:val="CommentText"/>
@@ -11598,7 +11598,7 @@
       </w:r>
     </w:p>
   </w:comment>
-  <w:comment w:id="20" w:author="Rà soát" w:initials="RS" w:date="2026-09-25T12:14:49Z">
+  <w:comment w:id="20" w:author="Rà soát" w:initials="RS" w:date="2026-09-25T12:35:52Z">
     <w:p>
       <w:pPr>
         <w:pStyle w:val="CommentText"/>
@@ -11614,7 +11614,7 @@
       </w:r>
     </w:p>
   </w:comment>
-  <w:comment w:id="21" w:author="Rà soát" w:initials="RS" w:date="2026-09-25T12:14:49Z">
+  <w:comment w:id="21" w:author="Rà soát" w:initials="RS" w:date="2026-09-25T12:35:52Z">
     <w:p>
       <w:pPr>
         <w:pStyle w:val="CommentText"/>
@@ -11630,7 +11630,7 @@
       </w:r>
     </w:p>
   </w:comment>
-  <w:comment w:id="22" w:author="Rà soát" w:initials="RS" w:date="2026-09-25T12:14:49Z">
+  <w:comment w:id="22" w:author="Rà soát" w:initials="RS" w:date="2026-09-25T12:35:52Z">
     <w:p>
       <w:pPr>
         <w:pStyle w:val="CommentText"/>
@@ -11646,7 +11646,7 @@
       </w:r>
     </w:p>
   </w:comment>
-  <w:comment w:id="23" w:author="Rà soát" w:initials="RS" w:date="2026-09-25T12:14:49Z">
+  <w:comment w:id="23" w:author="Rà soát" w:initials="RS" w:date="2026-09-25T12:35:52Z">
     <w:p>
       <w:pPr>
         <w:pStyle w:val="CommentText"/>
@@ -11662,7 +11662,7 @@
       </w:r>
     </w:p>
   </w:comment>
-  <w:comment w:id="24" w:author="Rà soát" w:initials="RS" w:date="2026-09-25T12:14:49Z">
+  <w:comment w:id="24" w:author="Rà soát" w:initials="RS" w:date="2026-09-25T12:35:52Z">
     <w:p>
       <w:pPr>
         <w:pStyle w:val="CommentText"/>
@@ -11678,7 +11678,7 @@
       </w:r>
     </w:p>
   </w:comment>
-  <w:comment w:id="25" w:author="Rà soát" w:initials="RS" w:date="2026-09-25T12:14:49Z">
+  <w:comment w:id="25" w:author="Rà soát" w:initials="RS" w:date="2026-09-25T12:35:52Z">
     <w:p>
       <w:pPr>
         <w:pStyle w:val="CommentText"/>
@@ -11694,7 +11694,7 @@
       </w:r>
     </w:p>
   </w:comment>
-  <w:comment w:id="26" w:author="Rà soát" w:initials="RS" w:date="2026-09-25T12:14:49Z">
+  <w:comment w:id="26" w:author="Rà soát" w:initials="RS" w:date="2026-09-25T12:35:52Z">
     <w:p>
       <w:pPr>
         <w:pStyle w:val="CommentText"/>
@@ -11710,7 +11710,7 @@
       </w:r>
     </w:p>
   </w:comment>
-  <w:comment w:id="27" w:author="Rà soát" w:initials="RS" w:date="2026-09-25T12:14:49Z">
+  <w:comment w:id="27" w:author="Rà soát" w:initials="RS" w:date="2026-09-25T12:35:52Z">
     <w:p>
       <w:pPr>
         <w:pStyle w:val="CommentText"/>
@@ -11726,7 +11726,7 @@
       </w:r>
     </w:p>
   </w:comment>
-  <w:comment w:id="28" w:author="Rà soát" w:initials="RS" w:date="2026-09-25T12:14:49Z">
+  <w:comment w:id="28" w:author="Rà soát" w:initials="RS" w:date="2026-09-25T12:35:52Z">
     <w:p>
       <w:pPr>
         <w:pStyle w:val="CommentText"/>
@@ -11742,7 +11742,7 @@
       </w:r>
     </w:p>
   </w:comment>
-  <w:comment w:id="29" w:author="Rà soát" w:initials="RS" w:date="2026-09-25T12:14:49Z">
+  <w:comment w:id="29" w:author="Rà soát" w:initials="RS" w:date="2026-09-25T12:35:52Z">
     <w:p>
       <w:pPr>
         <w:pStyle w:val="CommentText"/>
@@ -11758,7 +11758,7 @@
       </w:r>
     </w:p>
   </w:comment>
-  <w:comment w:id="30" w:author="Rà soát" w:initials="RS" w:date="2026-09-25T12:14:49Z">
+  <w:comment w:id="30" w:author="Rà soát" w:initials="RS" w:date="2026-09-25T12:35:52Z">
     <w:p>
       <w:pPr>
         <w:pStyle w:val="CommentText"/>
@@ -11774,7 +11774,7 @@
       </w:r>
     </w:p>
   </w:comment>
-  <w:comment w:id="31" w:author="Rà soát" w:initials="RS" w:date="2026-09-25T12:14:49Z">
+  <w:comment w:id="31" w:author="Rà soát" w:initials="RS" w:date="2026-09-25T12:35:52Z">
     <w:p>
       <w:pPr>
         <w:pStyle w:val="CommentText"/>
@@ -11790,7 +11790,7 @@
       </w:r>
     </w:p>
   </w:comment>
-  <w:comment w:id="32" w:author="Rà soát" w:initials="RS" w:date="2026-09-25T12:14:49Z">
+  <w:comment w:id="32" w:author="Rà soát" w:initials="RS" w:date="2026-09-25T12:35:52Z">
     <w:p>
       <w:pPr>
         <w:pStyle w:val="CommentText"/>
@@ -11806,7 +11806,7 @@
       </w:r>
     </w:p>
   </w:comment>
-  <w:comment w:id="33" w:author="Rà soát" w:initials="RS" w:date="2026-09-25T12:14:49Z">
+  <w:comment w:id="33" w:author="Rà soát" w:initials="RS" w:date="2026-09-25T12:35:52Z">
     <w:p>
       <w:pPr>
         <w:pStyle w:val="CommentText"/>
@@ -11822,7 +11822,7 @@
       </w:r>
     </w:p>
   </w:comment>
-  <w:comment w:id="34" w:author="Rà soát" w:initials="RS" w:date="2026-09-25T12:14:50Z">
+  <w:comment w:id="34" w:author="Rà soát" w:initials="RS" w:date="2026-09-25T12:35:52Z">
     <w:p>
       <w:pPr>
         <w:pStyle w:val="CommentText"/>
@@ -11838,7 +11838,7 @@
       </w:r>
     </w:p>
   </w:comment>
-  <w:comment w:id="35" w:author="Rà soát" w:initials="RS" w:date="2026-09-25T12:14:50Z">
+  <w:comment w:id="35" w:author="Rà soát" w:initials="RS" w:date="2026-09-25T12:35:52Z">
     <w:p>
       <w:pPr>
         <w:pStyle w:val="CommentText"/>
@@ -11854,7 +11854,7 @@
       </w:r>
     </w:p>
   </w:comment>
-  <w:comment w:id="36" w:author="Rà soát" w:initials="RS" w:date="2026-09-25T12:14:50Z">
+  <w:comment w:id="36" w:author="Rà soát" w:initials="RS" w:date="2026-09-25T12:35:52Z">
     <w:p>
       <w:pPr>
         <w:pStyle w:val="CommentText"/>
@@ -11870,7 +11870,7 @@
       </w:r>
     </w:p>
   </w:comment>
-  <w:comment w:id="37" w:author="Rà soát" w:initials="RS" w:date="2026-09-25T12:14:50Z">
+  <w:comment w:id="37" w:author="Rà soát" w:initials="RS" w:date="2026-09-25T12:35:52Z">
     <w:p>
       <w:pPr>
         <w:pStyle w:val="CommentText"/>
@@ -11886,7 +11886,7 @@
       </w:r>
     </w:p>
   </w:comment>
-  <w:comment w:id="38" w:author="Rà soát" w:initials="RS" w:date="2026-09-25T12:14:50Z">
+  <w:comment w:id="38" w:author="Rà soát" w:initials="RS" w:date="2026-09-25T12:35:52Z">
     <w:p>
       <w:pPr>
         <w:pStyle w:val="CommentText"/>
@@ -11902,7 +11902,7 @@
       </w:r>
     </w:p>
   </w:comment>
-  <w:comment w:id="39" w:author="Rà soát" w:initials="RS" w:date="2026-09-25T12:14:50Z">
+  <w:comment w:id="39" w:author="Rà soát" w:initials="RS" w:date="2026-09-25T12:35:52Z">
     <w:p>
       <w:pPr>
         <w:pStyle w:val="CommentText"/>
@@ -11918,7 +11918,7 @@
       </w:r>
     </w:p>
   </w:comment>
-  <w:comment w:id="40" w:author="Rà soát" w:initials="RS" w:date="2026-09-25T12:14:50Z">
+  <w:comment w:id="40" w:author="Rà soát" w:initials="RS" w:date="2026-09-25T12:35:52Z">
     <w:p>
       <w:pPr>
         <w:pStyle w:val="CommentText"/>
@@ -11934,7 +11934,7 @@
       </w:r>
     </w:p>
   </w:comment>
-  <w:comment w:id="41" w:author="Rà soát" w:initials="RS" w:date="2026-09-25T12:14:50Z">
+  <w:comment w:id="41" w:author="Rà soát" w:initials="RS" w:date="2026-09-25T12:35:52Z">
     <w:p>
       <w:pPr>
         <w:pStyle w:val="CommentText"/>
@@ -11950,7 +11950,7 @@
       </w:r>
     </w:p>
   </w:comment>
-  <w:comment w:id="42" w:author="Rà soát" w:initials="RS" w:date="2026-09-25T12:14:50Z">
+  <w:comment w:id="42" w:author="Rà soát" w:initials="RS" w:date="2026-09-25T12:35:52Z">
     <w:p>
       <w:pPr>
         <w:pStyle w:val="CommentText"/>
@@ -11966,7 +11966,7 @@
       </w:r>
     </w:p>
   </w:comment>
-  <w:comment w:id="43" w:author="Rà soát" w:initials="RS" w:date="2026-09-25T12:14:50Z">
+  <w:comment w:id="43" w:author="Rà soát" w:initials="RS" w:date="2026-09-25T12:35:52Z">
     <w:p>
       <w:pPr>
         <w:pStyle w:val="CommentText"/>
@@ -11982,7 +11982,7 @@
       </w:r>
     </w:p>
   </w:comment>
-  <w:comment w:id="44" w:author="Rà soát" w:initials="RS" w:date="2026-09-25T12:14:50Z">
+  <w:comment w:id="44" w:author="Rà soát" w:initials="RS" w:date="2026-09-25T12:35:52Z">
     <w:p>
       <w:pPr>
         <w:pStyle w:val="CommentText"/>
@@ -11998,7 +11998,7 @@
       </w:r>
     </w:p>
   </w:comment>
-  <w:comment w:id="45" w:author="Rà soát" w:initials="RS" w:date="2026-09-25T12:14:50Z">
+  <w:comment w:id="45" w:author="Rà soát" w:initials="RS" w:date="2026-09-25T12:35:52Z">
     <w:p>
       <w:pPr>
         <w:pStyle w:val="CommentText"/>
@@ -12014,7 +12014,7 @@
       </w:r>
     </w:p>
   </w:comment>
-  <w:comment w:id="46" w:author="Rà soát" w:initials="RS" w:date="2026-09-25T12:14:50Z">
+  <w:comment w:id="46" w:author="Rà soát" w:initials="RS" w:date="2026-09-25T12:35:52Z">
     <w:p>
       <w:pPr>
         <w:pStyle w:val="CommentText"/>
@@ -12030,7 +12030,7 @@
       </w:r>
     </w:p>
   </w:comment>
-  <w:comment w:id="47" w:author="Rà soát" w:initials="RS" w:date="2026-09-25T12:14:50Z">
+  <w:comment w:id="47" w:author="Rà soát" w:initials="RS" w:date="2026-09-25T12:35:52Z">
     <w:p>
       <w:pPr>
         <w:pStyle w:val="CommentText"/>
@@ -12046,7 +12046,7 @@
       </w:r>
     </w:p>
   </w:comment>
-  <w:comment w:id="48" w:author="Rà soát" w:initials="RS" w:date="2026-09-25T12:14:50Z">
+  <w:comment w:id="48" w:author="Rà soát" w:initials="RS" w:date="2026-09-25T12:35:52Z">
     <w:p>
       <w:pPr>
         <w:pStyle w:val="CommentText"/>
@@ -12062,7 +12062,7 @@
       </w:r>
     </w:p>
   </w:comment>
-  <w:comment w:id="49" w:author="Rà soát" w:initials="RS" w:date="2026-09-25T12:14:50Z">
+  <w:comment w:id="49" w:author="Rà soát" w:initials="RS" w:date="2026-09-25T12:35:52Z">
     <w:p>
       <w:pPr>
         <w:pStyle w:val="CommentText"/>
@@ -12078,7 +12078,7 @@
       </w:r>
     </w:p>
   </w:comment>
-  <w:comment w:id="50" w:author="Rà soát" w:initials="RS" w:date="2026-09-25T12:14:50Z">
+  <w:comment w:id="50" w:author="Rà soát" w:initials="RS" w:date="2026-09-25T12:35:52Z">
     <w:p>
       <w:pPr>
         <w:pStyle w:val="CommentText"/>
@@ -12094,7 +12094,7 @@
       </w:r>
     </w:p>
   </w:comment>
-  <w:comment w:id="51" w:author="Rà soát" w:initials="RS" w:date="2026-09-25T12:14:50Z">
+  <w:comment w:id="51" w:author="Rà soát" w:initials="RS" w:date="2026-09-25T12:35:52Z">
     <w:p>
       <w:pPr>
         <w:pStyle w:val="CommentText"/>
@@ -12110,7 +12110,7 @@
       </w:r>
     </w:p>
   </w:comment>
-  <w:comment w:id="52" w:author="Rà soát" w:initials="RS" w:date="2026-09-25T12:14:50Z">
+  <w:comment w:id="52" w:author="Rà soát" w:initials="RS" w:date="2026-09-25T12:35:53Z">
     <w:p>
       <w:pPr>
         <w:pStyle w:val="CommentText"/>
@@ -12126,7 +12126,7 @@
       </w:r>
     </w:p>
   </w:comment>
-  <w:comment w:id="53" w:author="Rà soát" w:initials="RS" w:date="2026-09-25T12:14:50Z">
+  <w:comment w:id="53" w:author="Rà soát" w:initials="RS" w:date="2026-09-25T12:35:53Z">
     <w:p>
       <w:pPr>
         <w:pStyle w:val="CommentText"/>
@@ -12142,7 +12142,7 @@
       </w:r>
     </w:p>
   </w:comment>
-  <w:comment w:id="54" w:author="Rà soát" w:initials="RS" w:date="2026-09-25T12:14:50Z">
+  <w:comment w:id="54" w:author="Rà soát" w:initials="RS" w:date="2026-09-25T12:35:53Z">
     <w:p>
       <w:pPr>
         <w:pStyle w:val="CommentText"/>
@@ -12158,7 +12158,7 @@
       </w:r>
     </w:p>
   </w:comment>
-  <w:comment w:id="55" w:author="Rà soát" w:initials="RS" w:date="2026-09-25T12:14:50Z">
+  <w:comment w:id="55" w:author="Rà soát" w:initials="RS" w:date="2026-09-25T12:35:53Z">
     <w:p>
       <w:pPr>
         <w:pStyle w:val="CommentText"/>
@@ -12174,7 +12174,7 @@
       </w:r>
     </w:p>
   </w:comment>
-  <w:comment w:id="56" w:author="Rà soát" w:initials="RS" w:date="2026-09-25T12:14:50Z">
+  <w:comment w:id="56" w:author="Rà soát" w:initials="RS" w:date="2026-09-25T12:35:53Z">
     <w:p>
       <w:pPr>
         <w:pStyle w:val="CommentText"/>
@@ -12190,7 +12190,7 @@
       </w:r>
     </w:p>
   </w:comment>
-  <w:comment w:id="57" w:author="Rà soát" w:initials="RS" w:date="2026-09-25T12:14:50Z">
+  <w:comment w:id="57" w:author="Rà soát" w:initials="RS" w:date="2026-09-25T12:35:53Z">
     <w:p>
       <w:pPr>
         <w:pStyle w:val="CommentText"/>
@@ -12206,7 +12206,7 @@
       </w:r>
     </w:p>
   </w:comment>
-  <w:comment w:id="58" w:author="Rà soát" w:initials="RS" w:date="2026-09-25T12:14:50Z">
+  <w:comment w:id="58" w:author="Rà soát" w:initials="RS" w:date="2026-09-25T12:35:53Z">
     <w:p>
       <w:pPr>
         <w:pStyle w:val="CommentText"/>
@@ -12218,11 +12218,11 @@
         <w:annotationRef/>
       </w:r>
       <w:r>
-        <w:t>Dịch không chuẩn; đổi thành "Máy đo điện hóa đa kênh (potentiostat/galvanostat)". Đối chiếu mã model (ký hiệu có thể thuộc dòng đơn kênh). Chỉ 1/8 kênh có EIS.</w:t>
+        <w:t>Dịch không chuẩn; đổi thành "Máy đo điện hóa đa kênh (potentiostat/galvanostat)". Mã CS310X Option C đúng là cấu hình 8 kênh, 1 kênh EIS. Chỉ 1/8 kênh có EIS; nêu số kênh EIS cần theo nhu cầu.</w:t>
       </w:r>
     </w:p>
   </w:comment>
-  <w:comment w:id="59" w:author="Rà soát" w:initials="RS" w:date="2026-09-25T12:14:50Z">
+  <w:comment w:id="59" w:author="Rà soát" w:initials="RS" w:date="2026-09-25T12:35:53Z">
     <w:p>
       <w:pPr>
         <w:pStyle w:val="CommentText"/>
